--- a/kurs/classroom-pack/vecka-08/lektion-10.1-hallkrets.docx
+++ b/kurs/classroom-pack/vecka-08/lektion-10.1-hallkrets.docx
@@ -643,6 +643,125 @@
           <w:sz w:val="21"/>
         </w:rPr>
         <w:t xml:space="preserve"> “Tryck start tills den går.” Live-mät för att gissa. Arduino/PLC.</w:t>
+      </w:r>
+    </w:p>
+    <w:p>
+      <w:pPr>
+        <w:pBdr>
+          <w:top w:val="single" w:sz="6" w:space="1" w:color="111111"/>
+        </w:pBdr>
+      </w:pPr>
+    </w:p>
+    <w:p>
+      <w:pPr>
+        <w:spacing w:before="200" w:after="80"/>
+        <w:pBdr>
+          <w:top w:val="single" w:sz="6" w:space="4" w:color="111111"/>
+        </w:pBdr>
+      </w:pPr>
+      <w:r>
+        <w:rPr>
+          <w:rFonts w:ascii="IBM Plex Sans" w:hAnsi="IBM Plex Sans" w:eastAsia="IBM Plex Sans" w:cs="IBM Plex Sans"/>
+          <w:b/>
+          <w:color w:val="111111"/>
+          <w:sz w:val="26"/>
+        </w:rPr>
+        <w:t>Räkna-slag (5 min)</w:t>
+      </w:r>
+    </w:p>
+    <w:p>
+      <w:pPr>
+        <w:spacing w:before="0" w:after="120" w:line="276" w:lineRule="auto"/>
+      </w:pPr>
+      <w:r>
+        <w:rPr>
+          <w:rFonts w:ascii="IBM Plex Sans" w:hAnsi="IBM Plex Sans" w:eastAsia="IBM Plex Sans" w:cs="IBM Plex Sans"/>
+          <w:b w:val="0"/>
+          <w:color w:val="111111"/>
+          <w:sz w:val="21"/>
+        </w:rPr>
+        <w:t xml:space="preserve">Läraren räknar </w:t>
+      </w:r>
+      <w:r>
+        <w:rPr>
+          <w:rFonts w:ascii="IBM Plex Sans" w:hAnsi="IBM Plex Sans" w:eastAsia="IBM Plex Sans" w:cs="IBM Plex Sans"/>
+          <w:b/>
+          <w:color w:val="111111"/>
+          <w:sz w:val="21"/>
+        </w:rPr>
+        <w:t>ett</w:t>
+      </w:r>
+      <w:r>
+        <w:rPr>
+          <w:rFonts w:ascii="IBM Plex Sans" w:hAnsi="IBM Plex Sans" w:eastAsia="IBM Plex Sans" w:cs="IBM Plex Sans"/>
+          <w:b w:val="0"/>
+          <w:color w:val="111111"/>
+          <w:sz w:val="21"/>
+        </w:rPr>
+        <w:t xml:space="preserve"> tal på tavlan. Sen fyller eleven räknerutan på </w:t>
+      </w:r>
+      <w:r>
+        <w:rPr>
+          <w:rFonts w:ascii="IBM Plex Sans" w:hAnsi="IBM Plex Sans" w:eastAsia="IBM Plex Sans" w:cs="IBM Plex Sans"/>
+          <w:b/>
+          <w:color w:val="111111"/>
+          <w:sz w:val="21"/>
+        </w:rPr>
+        <w:t>v8-ritning-hallkrets-elev.md</w:t>
+      </w:r>
+      <w:r>
+        <w:rPr>
+          <w:rFonts w:ascii="IBM Plex Sans" w:hAnsi="IBM Plex Sans" w:eastAsia="IBM Plex Sans" w:cs="IBM Plex Sans"/>
+          <w:b w:val="0"/>
+          <w:color w:val="111111"/>
+          <w:sz w:val="21"/>
+        </w:rPr>
+        <w:t>. Inte 440-MSB.</w:t>
+      </w:r>
+    </w:p>
+    <w:p>
+      <w:pPr>
+        <w:spacing w:before="0" w:after="120" w:line="276" w:lineRule="auto"/>
+      </w:pPr>
+      <w:r>
+        <w:rPr>
+          <w:rFonts w:ascii="IBM Plex Sans" w:hAnsi="IBM Plex Sans" w:eastAsia="IBM Plex Sans" w:cs="IBM Plex Sans"/>
+          <w:b w:val="0"/>
+          <w:color w:val="111111"/>
+          <w:sz w:val="21"/>
+        </w:rPr>
+      </w:r>
+      <w:r>
+        <w:rPr>
+          <w:rFonts w:ascii="IBM Plex Sans" w:hAnsi="IBM Plex Sans" w:eastAsia="IBM Plex Sans" w:cs="IBM Plex Sans"/>
+          <w:b/>
+          <w:color w:val="111111"/>
+          <w:sz w:val="21"/>
+        </w:rPr>
+        <w:t>Tavlan:</w:t>
+      </w:r>
+      <w:r>
+        <w:rPr>
+          <w:rFonts w:ascii="IBM Plex Sans" w:hAnsi="IBM Plex Sans" w:eastAsia="IBM Plex Sans" w:cs="IBM Plex Sans"/>
+          <w:b w:val="0"/>
+          <w:color w:val="111111"/>
+          <w:sz w:val="21"/>
+        </w:rPr>
+        <w:t xml:space="preserve"> 24 V / 120 Ω = 0,20 A. Styr ≠ 440 last.</w:t>
+      </w:r>
+    </w:p>
+    <w:p>
+      <w:pPr>
+        <w:spacing w:before="0" w:after="120" w:line="276" w:lineRule="auto"/>
+      </w:pPr>
+      <w:r>
+        <w:rPr>
+          <w:rFonts w:ascii="IBM Plex Sans" w:hAnsi="IBM Plex Sans" w:eastAsia="IBM Plex Sans" w:cs="IBM Plex Sans"/>
+          <w:b w:val="0"/>
+          <w:color w:val="111111"/>
+          <w:sz w:val="21"/>
+        </w:rPr>
+        <w:t>Säg: spolström, inte lastström. Håll inne start är inte felsök.</w:t>
       </w:r>
     </w:p>
     <w:p>
